--- a/UserManual.docx
+++ b/UserManual.docx
@@ -42,7 +42,7 @@
                         <v:path o:extrusionok="f" gradientshapeok="t" o:connecttype="rect"/>
                         <o:lock v:ext="edit" aspectratio="t"/>
                       </v:shapetype>
-                      <v:shape id="_x0000_i1026" type="#_x0000_t75" style="width:228pt;height:228.85pt">
+                      <v:shape id="_x0000_i1025" type="#_x0000_t75" style="width:228pt;height:228.85pt">
                         <v:imagedata r:id="rId4" o:title="DojoClockLogo"/>
                       </v:shape>
                     </w:pict>
@@ -173,6 +173,39 @@
       <w:r>
         <w:br/>
         <w:t>Master Matt Haines</w:t>
+      </w:r>
+    </w:p>
+    <w:p>
+      <w:pPr>
+        <w:jc w:val="center"/>
+      </w:pPr>
+    </w:p>
+    <w:p>
+      <w:pPr>
+        <w:jc w:val="center"/>
+      </w:pPr>
+      <w:r>
+        <w:rPr>
+          <w:noProof/>
+          <w:lang w:eastAsia="zh-TW"/>
+        </w:rPr>
+        <w:pict>
+          <v:shape id="_x0000_s1040" type="#_x0000_t202" style="position:absolute;left:0;text-align:left;margin-left:215.8pt;margin-top:13.85pt;width:113.85pt;height:109.1pt;z-index:251672576;mso-width-relative:margin;mso-height-relative:margin" stroked="f">
+            <v:textbox>
+              <w:txbxContent>
+                <w:p>
+                  <w:r>
+                    <w:pict>
+                      <v:shape id="_x0000_i1026" type="#_x0000_t75" style="width:105pt;height:105pt">
+                        <v:imagedata r:id="rId5" o:title="qr-code"/>
+                      </v:shape>
+                    </w:pict>
+                  </w:r>
+                </w:p>
+              </w:txbxContent>
+            </v:textbox>
+          </v:shape>
+        </w:pict>
       </w:r>
     </w:p>
     <w:p>
@@ -186,176 +219,141 @@
       </w:pPr>
     </w:p>
     <w:p>
-      <w:r>
-        <w:br w:type="page"/>
-      </w:r>
-    </w:p>
-    <w:p>
-      <w:r>
-        <w:rPr>
-          <w:b/>
-          <w:sz w:val="24"/>
-          <w:u w:val="single"/>
-        </w:rPr>
-        <w:lastRenderedPageBreak/>
-        <w:t>PREMISE</w:t>
-      </w:r>
-      <w:r>
-        <w:br/>
-      </w:r>
-      <w:r>
-        <w:rPr>
-          <w:sz w:val="24"/>
-        </w:rPr>
-        <w:t xml:space="preserve">I had just earned my first </w:t>
-      </w:r>
-      <w:proofErr w:type="spellStart"/>
-      <w:r>
-        <w:rPr>
-          <w:sz w:val="24"/>
-        </w:rPr>
-        <w:t>dan</w:t>
-      </w:r>
-      <w:proofErr w:type="spellEnd"/>
-      <w:r>
-        <w:rPr>
-          <w:sz w:val="24"/>
-        </w:rPr>
-        <w:t xml:space="preserve"> with my thesis being the philosophy of Kaizen or constant incremental improvement. I had no knowledge of the newer style microcontrollers called ESP32s. These amazing little computers were packed with powerful features but their lower 3.2volt logic made them completely foreign to me. Could I learn to use them and other brand new unknown components (light sensor, matrix keypad, programmable LED strips, I2C </w:t>
-      </w:r>
-      <w:proofErr w:type="spellStart"/>
-      <w:r>
-        <w:rPr>
-          <w:sz w:val="24"/>
-        </w:rPr>
-        <w:t>comms</w:t>
-      </w:r>
-      <w:proofErr w:type="spellEnd"/>
-      <w:r>
-        <w:rPr>
-          <w:sz w:val="24"/>
-        </w:rPr>
-        <w:t xml:space="preserve"> bus etc</w:t>
-      </w:r>
-      <w:proofErr w:type="gramStart"/>
-      <w:r>
-        <w:rPr>
-          <w:sz w:val="24"/>
-        </w:rPr>
-        <w:t>..)</w:t>
-      </w:r>
-      <w:proofErr w:type="gramEnd"/>
-      <w:r>
-        <w:rPr>
-          <w:sz w:val="24"/>
-        </w:rPr>
-        <w:t xml:space="preserve"> to build the very best clock for our dojo? </w:t>
-      </w:r>
-      <w:r>
-        <w:rPr>
-          <w:sz w:val="24"/>
-        </w:rPr>
-        <w:br/>
-        <w:t xml:space="preserve">I began taking small </w:t>
-      </w:r>
-      <w:proofErr w:type="gramStart"/>
-      <w:r>
-        <w:rPr>
-          <w:sz w:val="24"/>
-        </w:rPr>
-        <w:t>steps,</w:t>
-      </w:r>
-      <w:proofErr w:type="gramEnd"/>
-      <w:r>
-        <w:rPr>
-          <w:sz w:val="24"/>
-        </w:rPr>
-        <w:t xml:space="preserve"> testing the break points </w:t>
-      </w:r>
-      <w:r>
-        <w:rPr>
-          <w:sz w:val="24"/>
-        </w:rPr>
-        <w:t xml:space="preserve">of the project and researching what a </w:t>
-      </w:r>
-      <w:proofErr w:type="spellStart"/>
-      <w:r>
-        <w:rPr>
-          <w:sz w:val="24"/>
-        </w:rPr>
-        <w:t>A</w:t>
-      </w:r>
-      <w:proofErr w:type="spellEnd"/>
-      <w:r>
-        <w:rPr>
-          <w:sz w:val="24"/>
-        </w:rPr>
-        <w:t>+ clock would be behave like.</w:t>
-      </w:r>
+      <w:pPr>
+        <w:jc w:val="center"/>
+      </w:pPr>
     </w:p>
     <w:p>
       <w:pPr>
-        <w:rPr>
-          <w:sz w:val="24"/>
-        </w:rPr>
+        <w:jc w:val="center"/>
       </w:pPr>
-      <w:r>
-        <w:rPr>
-          <w:b/>
-          <w:sz w:val="24"/>
-          <w:u w:val="single"/>
-        </w:rPr>
-        <w:t>BASIC HARDWARE</w:t>
-      </w:r>
-      <w:r>
-        <w:br/>
-      </w:r>
-      <w:proofErr w:type="gramStart"/>
-      <w:r>
-        <w:rPr>
-          <w:sz w:val="24"/>
-        </w:rPr>
-        <w:t>Most</w:t>
-      </w:r>
-      <w:proofErr w:type="gramEnd"/>
-      <w:r>
-        <w:rPr>
-          <w:sz w:val="24"/>
-        </w:rPr>
-        <w:t xml:space="preserve"> interaction is done via the keypad buttons and the LCD display on the unit. </w:t>
-      </w:r>
     </w:p>
     <w:p>
       <w:pPr>
-        <w:rPr>
-          <w:sz w:val="24"/>
-        </w:rPr>
+        <w:jc w:val="center"/>
       </w:pPr>
       <w:r>
-        <w:rPr>
-          <w:sz w:val="24"/>
-        </w:rPr>
-        <w:t>You will also find the “</w:t>
+        <w:t>https://github.com/BetaOri/dojoclock</w:t>
+      </w:r>
+    </w:p>
+    <w:p>
+      <w:r>
+        <w:br w:type="page"/>
+      </w:r>
+    </w:p>
+    <w:p>
+      <w:r>
+        <w:rPr>
+          <w:b/>
+          <w:sz w:val="24"/>
+          <w:u w:val="single"/>
+        </w:rPr>
+        <w:lastRenderedPageBreak/>
+        <w:t>PREMISE</w:t>
+      </w:r>
+      <w:r>
+        <w:br/>
+      </w:r>
+      <w:r>
+        <w:rPr>
+          <w:sz w:val="24"/>
+        </w:rPr>
+        <w:t xml:space="preserve">I had just earned my first </w:t>
       </w:r>
       <w:proofErr w:type="spellStart"/>
       <w:r>
         <w:rPr>
           <w:sz w:val="24"/>
         </w:rPr>
-        <w:t>Touchless</w:t>
+        <w:t>dan</w:t>
       </w:r>
       <w:proofErr w:type="spellEnd"/>
       <w:r>
         <w:rPr>
           <w:sz w:val="24"/>
         </w:rPr>
-        <w:t xml:space="preserve"> Virtual Key” VERY valuable. To use this key, simply block the light entering the white sensor as the top. Touching the device is </w:t>
-      </w:r>
-      <w:r>
-        <w:rPr>
-          <w:sz w:val="24"/>
-        </w:rPr>
-        <w:t>unnecessary. Using this for pauses will GREATLY extend the keypad’s life.</w:t>
+        <w:t xml:space="preserve"> with my thesis being the philosophy of Kaizen or constant incremental improvement. I had no knowledge of the newer style microcontrollers called ESP32s. These amazing little computers were packed with powerful features but their lower 3.2volt logic made them completely foreign to me. Could I learn to use them and other brand new unknown components (light sensor, matrix keypad, programmable LED strips, I2C </w:t>
+      </w:r>
+      <w:proofErr w:type="spellStart"/>
+      <w:r>
+        <w:rPr>
+          <w:sz w:val="24"/>
+        </w:rPr>
+        <w:t>comms</w:t>
+      </w:r>
+      <w:proofErr w:type="spellEnd"/>
+      <w:r>
+        <w:rPr>
+          <w:sz w:val="24"/>
+        </w:rPr>
+        <w:t xml:space="preserve"> bus etc</w:t>
+      </w:r>
+      <w:proofErr w:type="gramStart"/>
+      <w:r>
+        <w:rPr>
+          <w:sz w:val="24"/>
+        </w:rPr>
+        <w:t>..)</w:t>
+      </w:r>
+      <w:proofErr w:type="gramEnd"/>
+      <w:r>
+        <w:rPr>
+          <w:sz w:val="24"/>
+        </w:rPr>
+        <w:t xml:space="preserve"> to build the very best clock for our dojo? </w:t>
+      </w:r>
+      <w:r>
+        <w:rPr>
+          <w:sz w:val="24"/>
+        </w:rPr>
+        <w:br/>
+        <w:t xml:space="preserve">I began taking small steps, testing the break points </w:t>
+      </w:r>
+      <w:r>
+        <w:rPr>
+          <w:sz w:val="24"/>
+        </w:rPr>
+        <w:t>of the project and resea</w:t>
+      </w:r>
+      <w:r>
+        <w:rPr>
+          <w:sz w:val="24"/>
+        </w:rPr>
+        <w:t xml:space="preserve">rching what </w:t>
+      </w:r>
+      <w:proofErr w:type="gramStart"/>
+      <w:r>
+        <w:rPr>
+          <w:sz w:val="24"/>
+        </w:rPr>
+        <w:t>a</w:t>
+      </w:r>
+      <w:proofErr w:type="gramEnd"/>
+      <w:r>
+        <w:rPr>
+          <w:sz w:val="24"/>
+        </w:rPr>
+        <w:t xml:space="preserve"> </w:t>
+      </w:r>
+      <w:proofErr w:type="spellStart"/>
+      <w:r>
+        <w:rPr>
+          <w:sz w:val="24"/>
+        </w:rPr>
+        <w:t>A</w:t>
+      </w:r>
+      <w:proofErr w:type="spellEnd"/>
+      <w:r>
+        <w:rPr>
+          <w:sz w:val="24"/>
+        </w:rPr>
+        <w:t xml:space="preserve">+ clock would </w:t>
+      </w:r>
+      <w:r>
+        <w:rPr>
+          <w:sz w:val="24"/>
+        </w:rPr>
+        <w:t>behave like.</w:t>
       </w:r>
     </w:p>
     <w:p>
@@ -366,15 +364,28 @@
       </w:pPr>
       <w:r>
         <w:rPr>
-          <w:sz w:val="24"/>
-        </w:rPr>
-        <w:t xml:space="preserve">The </w:t>
-      </w:r>
-      <w:r>
-        <w:rPr>
-          <w:sz w:val="24"/>
-        </w:rPr>
-        <w:t>larger LED display is used by the larger group but not required for engaging with the clock.</w:t>
+          <w:b/>
+          <w:sz w:val="24"/>
+          <w:u w:val="single"/>
+        </w:rPr>
+        <w:t>BASIC HARDWARE</w:t>
+      </w:r>
+      <w:r>
+        <w:br/>
+      </w:r>
+      <w:proofErr w:type="gramStart"/>
+      <w:r>
+        <w:rPr>
+          <w:sz w:val="24"/>
+        </w:rPr>
+        <w:t>Most</w:t>
+      </w:r>
+      <w:proofErr w:type="gramEnd"/>
+      <w:r>
+        <w:rPr>
+          <w:sz w:val="24"/>
+        </w:rPr>
+        <w:t xml:space="preserve"> interaction is done via the keypad buttons and the LCD display on the unit. </w:t>
       </w:r>
     </w:p>
     <w:p>
@@ -385,128 +396,180 @@
       </w:pPr>
       <w:r>
         <w:rPr>
-          <w:b/>
-          <w:sz w:val="24"/>
-        </w:rPr>
-        <w:t>This device works BEST when it’</w:t>
-      </w:r>
-      <w:r>
-        <w:rPr>
-          <w:b/>
-          <w:sz w:val="24"/>
-        </w:rPr>
-        <w:t>s connected to a</w:t>
-      </w:r>
-      <w:r>
-        <w:rPr>
-          <w:b/>
-          <w:sz w:val="24"/>
-        </w:rPr>
-        <w:t xml:space="preserve"> </w:t>
+          <w:sz w:val="24"/>
+        </w:rPr>
+        <w:t>You will also find the “</w:t>
       </w:r>
       <w:proofErr w:type="spellStart"/>
       <w:r>
         <w:rPr>
-          <w:b/>
-          <w:sz w:val="24"/>
-        </w:rPr>
-        <w:t>wifi</w:t>
+          <w:sz w:val="24"/>
+        </w:rPr>
+        <w:t>Touchless</w:t>
       </w:r>
       <w:proofErr w:type="spellEnd"/>
       <w:r>
         <w:rPr>
-          <w:b/>
-          <w:sz w:val="24"/>
-        </w:rPr>
-        <w:t xml:space="preserve"> ne</w:t>
-      </w:r>
-      <w:r>
-        <w:rPr>
-          <w:b/>
-          <w:sz w:val="24"/>
-        </w:rPr>
-        <w:t xml:space="preserve">twork with access to </w:t>
-      </w:r>
-      <w:r>
-        <w:rPr>
-          <w:b/>
-          <w:sz w:val="24"/>
-        </w:rPr>
-        <w:t>the internet!</w:t>
-      </w:r>
-      <w:r>
-        <w:rPr>
-          <w:sz w:val="24"/>
-        </w:rPr>
-        <w:br/>
-        <w:t>W</w:t>
-      </w:r>
-      <w:r>
-        <w:rPr>
-          <w:sz w:val="24"/>
-        </w:rPr>
-        <w:t xml:space="preserve">hen the clock is powered it attempts to connect to a </w:t>
-      </w:r>
-      <w:proofErr w:type="spellStart"/>
-      <w:r>
-        <w:rPr>
-          <w:sz w:val="24"/>
-        </w:rPr>
-        <w:t>wifi</w:t>
-      </w:r>
-      <w:proofErr w:type="spellEnd"/>
-      <w:r>
-        <w:rPr>
-          <w:sz w:val="24"/>
-        </w:rPr>
-        <w:t xml:space="preserve"> network</w:t>
-      </w:r>
-      <w:r>
-        <w:rPr>
-          <w:sz w:val="24"/>
-        </w:rPr>
-        <w:br/>
-        <w:t xml:space="preserve">If successful, it will try to sync with an </w:t>
-      </w:r>
-      <w:proofErr w:type="gramStart"/>
-      <w:r>
-        <w:rPr>
-          <w:sz w:val="24"/>
-        </w:rPr>
-        <w:t>internet  time</w:t>
-      </w:r>
-      <w:proofErr w:type="gramEnd"/>
-      <w:r>
-        <w:rPr>
-          <w:sz w:val="24"/>
-        </w:rPr>
-        <w:t xml:space="preserve"> server.</w:t>
-      </w:r>
-      <w:r>
-        <w:rPr>
-          <w:sz w:val="24"/>
-        </w:rPr>
-        <w:br/>
-        <w:t>If not, it will set a default (incorrect) time.</w:t>
-      </w:r>
-      <w:r>
-        <w:rPr>
-          <w:sz w:val="24"/>
-        </w:rPr>
-        <w:br/>
-        <w:t>Therefore, it’s important to put the clock on your network for this to happen.</w:t>
-      </w:r>
-      <w:r>
-        <w:rPr>
-          <w:sz w:val="24"/>
-        </w:rPr>
-        <w:br/>
-        <w:t>Once this is done, as long as you don’t change the password or router, the clock will continue to sync externally daily and be an extremely accurate time piece.</w:t>
+          <w:sz w:val="24"/>
+        </w:rPr>
+        <w:t xml:space="preserve"> Virtual Key” VERY valuable. To use this key, simply block the light entering the white sensor as the top. Touching the device is </w:t>
+      </w:r>
+      <w:r>
+        <w:rPr>
+          <w:sz w:val="24"/>
+        </w:rPr>
+        <w:t>unnecessary. Using this for pauses will GREATLY extend the keypad’s life.</w:t>
       </w:r>
     </w:p>
     <w:p>
       <w:pPr>
         <w:rPr>
+          <w:sz w:val="24"/>
+        </w:rPr>
+      </w:pPr>
+      <w:r>
+        <w:rPr>
+          <w:sz w:val="24"/>
+        </w:rPr>
+        <w:t xml:space="preserve">The </w:t>
+      </w:r>
+      <w:r>
+        <w:rPr>
+          <w:sz w:val="24"/>
+        </w:rPr>
+        <w:t>larger LED display is used by the larger group but not required for engaging with the clock.</w:t>
+      </w:r>
+    </w:p>
+    <w:p>
+      <w:pPr>
+        <w:rPr>
+          <w:sz w:val="24"/>
+        </w:rPr>
+      </w:pPr>
+      <w:r>
+        <w:rPr>
+          <w:b/>
+          <w:sz w:val="24"/>
+        </w:rPr>
+        <w:t>This device works BEST when it’</w:t>
+      </w:r>
+      <w:r>
+        <w:rPr>
+          <w:b/>
+          <w:sz w:val="24"/>
+        </w:rPr>
+        <w:t>s connected to a</w:t>
+      </w:r>
+      <w:r>
+        <w:rPr>
+          <w:b/>
+          <w:sz w:val="24"/>
+        </w:rPr>
+        <w:t xml:space="preserve"> </w:t>
+      </w:r>
+      <w:proofErr w:type="spellStart"/>
+      <w:r>
+        <w:rPr>
+          <w:b/>
+          <w:sz w:val="24"/>
+        </w:rPr>
+        <w:t>wifi</w:t>
+      </w:r>
+      <w:proofErr w:type="spellEnd"/>
+      <w:r>
+        <w:rPr>
+          <w:b/>
+          <w:sz w:val="24"/>
+        </w:rPr>
+        <w:t xml:space="preserve"> ne</w:t>
+      </w:r>
+      <w:r>
+        <w:rPr>
+          <w:b/>
+          <w:sz w:val="24"/>
+        </w:rPr>
+        <w:t xml:space="preserve">twork with access to </w:t>
+      </w:r>
+      <w:r>
+        <w:rPr>
+          <w:b/>
+          <w:sz w:val="24"/>
+        </w:rPr>
+        <w:t>the internet!</w:t>
+      </w:r>
+      <w:r>
+        <w:rPr>
+          <w:sz w:val="24"/>
+        </w:rPr>
+        <w:br/>
+        <w:t>W</w:t>
+      </w:r>
+      <w:r>
+        <w:rPr>
+          <w:sz w:val="24"/>
+        </w:rPr>
+        <w:t xml:space="preserve">hen the clock is powered it attempts to connect to a </w:t>
+      </w:r>
+      <w:proofErr w:type="spellStart"/>
+      <w:r>
+        <w:rPr>
+          <w:sz w:val="24"/>
+        </w:rPr>
+        <w:t>wifi</w:t>
+      </w:r>
+      <w:proofErr w:type="spellEnd"/>
+      <w:r>
+        <w:rPr>
+          <w:sz w:val="24"/>
+        </w:rPr>
+        <w:t xml:space="preserve"> network</w:t>
+      </w:r>
+      <w:r>
+        <w:rPr>
+          <w:sz w:val="24"/>
+        </w:rPr>
+        <w:br/>
+        <w:t xml:space="preserve">If successful, it will try to sync with an </w:t>
+      </w:r>
+      <w:proofErr w:type="gramStart"/>
+      <w:r>
+        <w:rPr>
+          <w:sz w:val="24"/>
+        </w:rPr>
+        <w:t>internet  time</w:t>
+      </w:r>
+      <w:proofErr w:type="gramEnd"/>
+      <w:r>
+        <w:rPr>
+          <w:sz w:val="24"/>
+        </w:rPr>
+        <w:t xml:space="preserve"> server.</w:t>
+      </w:r>
+      <w:r>
+        <w:rPr>
+          <w:sz w:val="24"/>
+        </w:rPr>
+        <w:br/>
+        <w:t>If not, it will set a default (incorrect) time.</w:t>
+      </w:r>
+      <w:r>
+        <w:rPr>
+          <w:sz w:val="24"/>
+        </w:rPr>
+        <w:br/>
+        <w:t>Therefore, it’s important to put the clock on your network for this to happen.</w:t>
+      </w:r>
+      <w:r>
+        <w:rPr>
+          <w:sz w:val="24"/>
+        </w:rPr>
+        <w:br/>
+        <w:t>Once this is done, as long as you don’t change the password or router, the clock will continue to sync externally daily and be an extremely accurate time piece.</w:t>
+      </w:r>
+    </w:p>
+    <w:p>
+      <w:pPr>
+        <w:rPr>
           <w:sz w:val="32"/>
         </w:rPr>
       </w:pPr>
@@ -612,15 +675,13 @@
         <w:br/>
         <w:t xml:space="preserve">5) Secure the front with 4 screws on the side corners. Do NOT </w:t>
       </w:r>
-      <w:proofErr w:type="spellStart"/>
-      <w:r>
-        <w:rPr>
-          <w:sz w:val="24"/>
-          <w:szCs w:val="24"/>
-        </w:rPr>
-        <w:t>overtighten</w:t>
-      </w:r>
-      <w:proofErr w:type="spellEnd"/>
+      <w:r>
+        <w:rPr>
+          <w:sz w:val="24"/>
+          <w:szCs w:val="24"/>
+        </w:rPr>
+        <w:t>over tighten</w:t>
+      </w:r>
       <w:r>
         <w:rPr>
           <w:sz w:val="24"/>
@@ -7852,6 +7913,13 @@
         </w:rPr>
         <w:t xml:space="preserve"> w/ 35% visible bonus fights with auto pause after.  Rounds start at 1 and count up. There should be time for the clock setter to get back to match before fight bell.</w:t>
       </w:r>
+      <w:r>
+        <w:rPr>
+          <w:sz w:val="24"/>
+          <w:szCs w:val="24"/>
+        </w:rPr>
+        <w:t xml:space="preserve"> (#2)</w:t>
+      </w:r>
     </w:p>
     <w:p>
       <w:pPr>
@@ -8136,38 +8204,6 @@
           <w:szCs w:val="24"/>
         </w:rPr>
         <w:br/>
-        <w:t xml:space="preserve"> </w:t>
-      </w:r>
-      <w:r>
-        <w:rPr>
-          <w:sz w:val="24"/>
-          <w:szCs w:val="24"/>
-        </w:rPr>
-        <w:tab/>
-        <w:t>N</w:t>
-      </w:r>
-      <w:r>
-        <w:rPr>
-          <w:sz w:val="24"/>
-          <w:szCs w:val="24"/>
-        </w:rPr>
-        <w:tab/>
-        <w:t>3</w:t>
-      </w:r>
-      <w:r>
-        <w:rPr>
-          <w:sz w:val="24"/>
-          <w:szCs w:val="24"/>
-        </w:rPr>
-        <w:tab/>
-        <w:t>Do nothing for 3 seconds for clock user to get to match.</w:t>
-      </w:r>
-      <w:r>
-        <w:rPr>
-          <w:sz w:val="24"/>
-          <w:szCs w:val="24"/>
-        </w:rPr>
-        <w:br/>
         <w:t>----</w:t>
       </w:r>
       <w:r>
@@ -8277,6 +8313,61 @@
           <w:szCs w:val="24"/>
         </w:rPr>
         <w:br/>
+        <w:t xml:space="preserve"> </w:t>
+      </w:r>
+      <w:r>
+        <w:rPr>
+          <w:sz w:val="24"/>
+          <w:szCs w:val="24"/>
+        </w:rPr>
+        <w:tab/>
+        <w:t>N</w:t>
+      </w:r>
+      <w:r>
+        <w:rPr>
+          <w:sz w:val="24"/>
+          <w:szCs w:val="24"/>
+        </w:rPr>
+        <w:tab/>
+        <w:t>3</w:t>
+      </w:r>
+      <w:r>
+        <w:rPr>
+          <w:sz w:val="24"/>
+          <w:szCs w:val="24"/>
+        </w:rPr>
+        <w:tab/>
+        <w:t>Do nothing for 3 seconds</w:t>
+      </w:r>
+      <w:r>
+        <w:rPr>
+          <w:sz w:val="24"/>
+          <w:szCs w:val="24"/>
+        </w:rPr>
+        <w:t xml:space="preserve">, time to get to </w:t>
+      </w:r>
+      <w:proofErr w:type="spellStart"/>
+      <w:r>
+        <w:rPr>
+          <w:sz w:val="24"/>
+          <w:szCs w:val="24"/>
+        </w:rPr>
+        <w:t>postions</w:t>
+      </w:r>
+      <w:proofErr w:type="spellEnd"/>
+      <w:r>
+        <w:rPr>
+          <w:sz w:val="24"/>
+          <w:szCs w:val="24"/>
+        </w:rPr>
+        <w:t>.</w:t>
+      </w:r>
+      <w:r>
+        <w:rPr>
+          <w:sz w:val="24"/>
+          <w:szCs w:val="24"/>
+        </w:rPr>
+        <w:br/>
       </w:r>
       <w:r>
         <w:rPr>
@@ -8300,7 +8391,14 @@
           <w:szCs w:val="24"/>
         </w:rPr>
         <w:tab/>
-        <w:t>Hammer Bell single to Bow to partner.</w:t>
+        <w:t>Hammer Bell s</w:t>
+      </w:r>
+      <w:r>
+        <w:rPr>
+          <w:sz w:val="24"/>
+          <w:szCs w:val="24"/>
+        </w:rPr>
+        <w:t>ingle to Bow to partner.</w:t>
       </w:r>
       <w:r>
         <w:rPr>
@@ -8316,6 +8414,108 @@
           <w:szCs w:val="24"/>
         </w:rPr>
         <w:tab/>
+      </w:r>
+      <w:proofErr w:type="gramStart"/>
+      <w:r>
+        <w:rPr>
+          <w:sz w:val="24"/>
+          <w:szCs w:val="24"/>
+        </w:rPr>
+        <w:t>a</w:t>
+      </w:r>
+      <w:proofErr w:type="gramEnd"/>
+      <w:r>
+        <w:rPr>
+          <w:sz w:val="24"/>
+          <w:szCs w:val="24"/>
+        </w:rPr>
+        <w:tab/>
+        <w:t>0</w:t>
+      </w:r>
+      <w:r>
+        <w:rPr>
+          <w:sz w:val="24"/>
+          <w:szCs w:val="24"/>
+        </w:rPr>
+        <w:tab/>
+        <w:t xml:space="preserve">BEGIN timers and </w:t>
+      </w:r>
+      <w:r>
+        <w:rPr>
+          <w:sz w:val="24"/>
+          <w:szCs w:val="24"/>
+        </w:rPr>
+        <w:t>process until they expire.</w:t>
+      </w:r>
+      <w:r>
+        <w:rPr>
+          <w:sz w:val="24"/>
+          <w:szCs w:val="24"/>
+        </w:rPr>
+        <w:br/>
+        <w:t xml:space="preserve"> </w:t>
+      </w:r>
+      <w:r>
+        <w:rPr>
+          <w:sz w:val="24"/>
+          <w:szCs w:val="24"/>
+        </w:rPr>
+        <w:tab/>
+        <w:t>H</w:t>
+      </w:r>
+      <w:r>
+        <w:rPr>
+          <w:sz w:val="24"/>
+          <w:szCs w:val="24"/>
+        </w:rPr>
+        <w:tab/>
+        <w:t>2</w:t>
+      </w:r>
+      <w:r>
+        <w:rPr>
+          <w:sz w:val="24"/>
+          <w:szCs w:val="24"/>
+        </w:rPr>
+        <w:tab/>
+        <w:t>Fig</w:t>
+      </w:r>
+      <w:r>
+        <w:rPr>
+          <w:sz w:val="24"/>
+          <w:szCs w:val="24"/>
+        </w:rPr>
+        <w:t xml:space="preserve">ht </w:t>
+      </w:r>
+      <w:proofErr w:type="gramStart"/>
+      <w:r>
+        <w:rPr>
+          <w:sz w:val="24"/>
+          <w:szCs w:val="24"/>
+        </w:rPr>
+        <w:t>time’s</w:t>
+      </w:r>
+      <w:proofErr w:type="gramEnd"/>
+      <w:r>
+        <w:rPr>
+          <w:sz w:val="24"/>
+          <w:szCs w:val="24"/>
+        </w:rPr>
+        <w:t xml:space="preserve"> up, Hammer Bell double.</w:t>
+      </w:r>
+      <w:r>
+        <w:rPr>
+          <w:sz w:val="24"/>
+          <w:szCs w:val="24"/>
+        </w:rPr>
+        <w:br/>
+        <w:t xml:space="preserve"> </w:t>
+      </w:r>
+      <w:r>
+        <w:rPr>
+          <w:sz w:val="24"/>
+          <w:szCs w:val="24"/>
+        </w:rPr>
+        <w:tab/>
         <w:t>N</w:t>
       </w:r>
       <w:r>
@@ -8324,82 +8524,15 @@
           <w:szCs w:val="24"/>
         </w:rPr>
         <w:tab/>
-        <w:t>3</w:t>
-      </w:r>
-      <w:r>
-        <w:rPr>
-          <w:sz w:val="24"/>
-          <w:szCs w:val="24"/>
-        </w:rPr>
-        <w:tab/>
-        <w:t>Do nothing for 3 seconds</w:t>
-      </w:r>
-      <w:r>
-        <w:rPr>
-          <w:sz w:val="24"/>
-          <w:szCs w:val="24"/>
-        </w:rPr>
-        <w:br/>
-        <w:t xml:space="preserve"> </w:t>
-      </w:r>
-      <w:r>
-        <w:rPr>
-          <w:sz w:val="24"/>
-          <w:szCs w:val="24"/>
-        </w:rPr>
-        <w:tab/>
-      </w:r>
-      <w:r>
-        <w:rPr>
-          <w:sz w:val="24"/>
-          <w:szCs w:val="24"/>
-        </w:rPr>
-        <w:t>H</w:t>
-      </w:r>
-      <w:r>
-        <w:rPr>
-          <w:sz w:val="24"/>
-          <w:szCs w:val="24"/>
-        </w:rPr>
-        <w:tab/>
-        <w:t>2</w:t>
-      </w:r>
-      <w:r>
-        <w:rPr>
-          <w:sz w:val="24"/>
-          <w:szCs w:val="24"/>
-        </w:rPr>
-        <w:tab/>
-        <w:t xml:space="preserve">Hammer Bell twice, </w:t>
-      </w:r>
-      <w:r>
-        <w:rPr>
-          <w:sz w:val="24"/>
-          <w:szCs w:val="24"/>
-        </w:rPr>
-        <w:t xml:space="preserve">touch glove and </w:t>
-      </w:r>
-      <w:r>
-        <w:rPr>
-          <w:sz w:val="24"/>
-          <w:szCs w:val="24"/>
-        </w:rPr>
-        <w:t>begin fight.</w:t>
-      </w:r>
-      <w:r>
-        <w:rPr>
-          <w:sz w:val="24"/>
-          <w:szCs w:val="24"/>
-        </w:rPr>
-        <w:br/>
-        <w:t xml:space="preserve"> </w:t>
-      </w:r>
-      <w:r>
-        <w:rPr>
-          <w:sz w:val="24"/>
-          <w:szCs w:val="24"/>
-        </w:rPr>
-        <w:tab/>
+        <w:t>1</w:t>
+      </w:r>
+      <w:r>
+        <w:rPr>
+          <w:sz w:val="24"/>
+          <w:szCs w:val="24"/>
+        </w:rPr>
+        <w:tab/>
+        <w:t xml:space="preserve">Let the Bell </w:t>
       </w:r>
       <w:proofErr w:type="gramStart"/>
       <w:r>
@@ -8407,7 +8540,7 @@
           <w:sz w:val="24"/>
           <w:szCs w:val="24"/>
         </w:rPr>
-        <w:t>a</w:t>
+        <w:t>finish</w:t>
       </w:r>
       <w:proofErr w:type="gramEnd"/>
       <w:r>
@@ -8415,96 +8548,7 @@
           <w:sz w:val="24"/>
           <w:szCs w:val="24"/>
         </w:rPr>
-        <w:tab/>
-        <w:t>0</w:t>
-      </w:r>
-      <w:r>
-        <w:rPr>
-          <w:sz w:val="24"/>
-          <w:szCs w:val="24"/>
-        </w:rPr>
-        <w:tab/>
-        <w:t>BEGIN timers and process until they expire.</w:t>
-      </w:r>
-      <w:r>
-        <w:rPr>
-          <w:sz w:val="24"/>
-          <w:szCs w:val="24"/>
-        </w:rPr>
-        <w:br/>
-        <w:t xml:space="preserve"> </w:t>
-      </w:r>
-      <w:r>
-        <w:rPr>
-          <w:sz w:val="24"/>
-          <w:szCs w:val="24"/>
-        </w:rPr>
-        <w:tab/>
-        <w:t>H</w:t>
-      </w:r>
-      <w:r>
-        <w:rPr>
-          <w:sz w:val="24"/>
-          <w:szCs w:val="24"/>
-        </w:rPr>
-        <w:tab/>
-        <w:t>3</w:t>
-      </w:r>
-      <w:r>
-        <w:rPr>
-          <w:sz w:val="24"/>
-          <w:szCs w:val="24"/>
-        </w:rPr>
-        <w:tab/>
-        <w:t xml:space="preserve">Fight </w:t>
-      </w:r>
-      <w:proofErr w:type="gramStart"/>
-      <w:r>
-        <w:rPr>
-          <w:sz w:val="24"/>
-          <w:szCs w:val="24"/>
-        </w:rPr>
-        <w:t>time’s</w:t>
-      </w:r>
-      <w:proofErr w:type="gramEnd"/>
-      <w:r>
-        <w:rPr>
-          <w:sz w:val="24"/>
-          <w:szCs w:val="24"/>
-        </w:rPr>
-        <w:t xml:space="preserve"> up, Hammer Bell triple</w:t>
-      </w:r>
-      <w:r>
-        <w:rPr>
-          <w:sz w:val="24"/>
-          <w:szCs w:val="24"/>
-        </w:rPr>
-        <w:br/>
-        <w:t xml:space="preserve"> </w:t>
-      </w:r>
-      <w:r>
-        <w:rPr>
-          <w:sz w:val="24"/>
-          <w:szCs w:val="24"/>
-        </w:rPr>
-        <w:tab/>
-        <w:t>N</w:t>
-      </w:r>
-      <w:r>
-        <w:rPr>
-          <w:sz w:val="24"/>
-          <w:szCs w:val="24"/>
-        </w:rPr>
-        <w:tab/>
-        <w:t>1</w:t>
-      </w:r>
-      <w:r>
-        <w:rPr>
-          <w:sz w:val="24"/>
-          <w:szCs w:val="24"/>
-        </w:rPr>
-        <w:tab/>
-        <w:t>Let the Bell finish before the Pause Bell.</w:t>
+        <w:t xml:space="preserve"> before the Pause Bell.</w:t>
       </w:r>
       <w:r>
         <w:rPr>
@@ -8743,6 +8787,13 @@
           <w:szCs w:val="24"/>
         </w:rPr>
         <w:t xml:space="preserve"> – 5 pushups every 15 seconds to total 50 over 10 cycles or 2:30. Rounds start at 0 and count up by 5 every cycle while clock counts DOWN to end. Every 15 seconds is a single bell and display color change. There should be time for the clock setter to get back to mat to participate.</w:t>
+      </w:r>
+      <w:r>
+        <w:rPr>
+          <w:sz w:val="24"/>
+          <w:szCs w:val="24"/>
+        </w:rPr>
+        <w:t xml:space="preserve"> (#4)</w:t>
       </w:r>
     </w:p>
     <w:p>
@@ -9618,6 +9669,13 @@
         </w:rPr>
         <w:t xml:space="preserve"> – Simply ring bell twice.</w:t>
       </w:r>
+      <w:r>
+        <w:rPr>
+          <w:sz w:val="24"/>
+          <w:szCs w:val="24"/>
+        </w:rPr>
+        <w:t xml:space="preserve"> (#1)</w:t>
+      </w:r>
     </w:p>
     <w:p>
       <w:pPr>
@@ -9811,6 +9869,13 @@
           <w:szCs w:val="24"/>
         </w:rPr>
         <w:t>bell.</w:t>
+      </w:r>
+      <w:r>
+        <w:rPr>
+          <w:sz w:val="24"/>
+          <w:szCs w:val="24"/>
+        </w:rPr>
+        <w:t xml:space="preserve"> (#3)</w:t>
       </w:r>
     </w:p>
     <w:p>
@@ -9929,7 +9994,14 @@
           <w:szCs w:val="24"/>
         </w:rPr>
         <w:tab/>
-        <w:t>Rounds incremented (up by default) by value 1</w:t>
+        <w:t xml:space="preserve">Rounds incremented </w:t>
+      </w:r>
+      <w:r>
+        <w:rPr>
+          <w:sz w:val="24"/>
+          <w:szCs w:val="24"/>
+        </w:rPr>
+        <w:t>(up by default) by value 1</w:t>
       </w:r>
       <w:r>
         <w:rPr>
@@ -9953,6 +10025,162 @@
           <w:szCs w:val="24"/>
         </w:rPr>
         <w:tab/>
+        <w:t>3</w:t>
+      </w:r>
+      <w:r>
+        <w:rPr>
+          <w:sz w:val="24"/>
+          <w:szCs w:val="24"/>
+        </w:rPr>
+        <w:tab/>
+        <w:t>Rest time to 3</w:t>
+      </w:r>
+      <w:r>
+        <w:rPr>
+          <w:sz w:val="24"/>
+          <w:szCs w:val="24"/>
+        </w:rPr>
+        <w:t xml:space="preserve"> seconds.</w:t>
+      </w:r>
+      <w:r>
+        <w:rPr>
+          <w:sz w:val="24"/>
+          <w:szCs w:val="24"/>
+        </w:rPr>
+        <w:br/>
+        <w:t xml:space="preserve"> </w:t>
+      </w:r>
+      <w:r>
+        <w:rPr>
+          <w:sz w:val="24"/>
+          <w:szCs w:val="24"/>
+        </w:rPr>
+        <w:tab/>
+        <w:t>U</w:t>
+      </w:r>
+      <w:r>
+        <w:rPr>
+          <w:sz w:val="24"/>
+          <w:szCs w:val="24"/>
+        </w:rPr>
+        <w:tab/>
+        <w:t>101</w:t>
+      </w:r>
+      <w:r>
+        <w:rPr>
+          <w:sz w:val="24"/>
+          <w:szCs w:val="24"/>
+        </w:rPr>
+        <w:tab/>
+        <w:t>LED Main Upper Display to: #1 down timer, Color: Red</w:t>
+      </w:r>
+      <w:r>
+        <w:rPr>
+          <w:sz w:val="24"/>
+          <w:szCs w:val="24"/>
+        </w:rPr>
+        <w:br/>
+        <w:t xml:space="preserve"> </w:t>
+      </w:r>
+      <w:r>
+        <w:rPr>
+          <w:sz w:val="24"/>
+          <w:szCs w:val="24"/>
+        </w:rPr>
+        <w:tab/>
+        <w:t xml:space="preserve">V </w:t>
+      </w:r>
+      <w:r>
+        <w:rPr>
+          <w:sz w:val="24"/>
+          <w:szCs w:val="24"/>
+        </w:rPr>
+        <w:tab/>
+        <w:t>14</w:t>
+      </w:r>
+      <w:r>
+        <w:rPr>
+          <w:sz w:val="24"/>
+          <w:szCs w:val="24"/>
+        </w:rPr>
+        <w:t xml:space="preserve"> </w:t>
+      </w:r>
+      <w:r>
+        <w:rPr>
+          <w:sz w:val="24"/>
+          <w:szCs w:val="24"/>
+        </w:rPr>
+        <w:tab/>
+        <w:t>LED Bottom Right Displa</w:t>
+      </w:r>
+      <w:r>
+        <w:rPr>
+          <w:sz w:val="24"/>
+          <w:szCs w:val="24"/>
+        </w:rPr>
+        <w:t>y to source: Clock, Color: Rainbow</w:t>
+      </w:r>
+      <w:r>
+        <w:rPr>
+          <w:sz w:val="24"/>
+          <w:szCs w:val="24"/>
+        </w:rPr>
+        <w:br/>
+        <w:t xml:space="preserve"> </w:t>
+      </w:r>
+      <w:r>
+        <w:rPr>
+          <w:sz w:val="24"/>
+          <w:szCs w:val="24"/>
+        </w:rPr>
+        <w:tab/>
+        <w:t>W</w:t>
+      </w:r>
+      <w:r>
+        <w:rPr>
+          <w:sz w:val="24"/>
+          <w:szCs w:val="24"/>
+        </w:rPr>
+        <w:tab/>
+        <w:t>208</w:t>
+      </w:r>
+      <w:r>
+        <w:rPr>
+          <w:sz w:val="24"/>
+          <w:szCs w:val="24"/>
+        </w:rPr>
+        <w:tab/>
+        <w:t>LED Bottom Left Display to s</w:t>
+      </w:r>
+      <w:r>
+        <w:rPr>
+          <w:sz w:val="24"/>
+          <w:szCs w:val="24"/>
+        </w:rPr>
+        <w:t xml:space="preserve">ource: Round, Color: Blue </w:t>
+      </w:r>
+      <w:r>
+        <w:rPr>
+          <w:sz w:val="24"/>
+          <w:szCs w:val="24"/>
+        </w:rPr>
+        <w:br/>
+        <w:t xml:space="preserve"> </w:t>
+      </w:r>
+      <w:r>
+        <w:rPr>
+          <w:sz w:val="24"/>
+          <w:szCs w:val="24"/>
+        </w:rPr>
+        <w:tab/>
+        <w:t>N</w:t>
+      </w:r>
+      <w:r>
+        <w:rPr>
+          <w:sz w:val="24"/>
+          <w:szCs w:val="24"/>
+        </w:rPr>
+        <w:tab/>
         <w:t>4</w:t>
       </w:r>
       <w:r>
@@ -9961,156 +10189,14 @@
           <w:szCs w:val="24"/>
         </w:rPr>
         <w:tab/>
-        <w:t>Rest time to 5 seconds.</w:t>
-      </w:r>
-      <w:r>
-        <w:rPr>
-          <w:sz w:val="24"/>
-          <w:szCs w:val="24"/>
-        </w:rPr>
-        <w:br/>
-        <w:t xml:space="preserve"> </w:t>
-      </w:r>
-      <w:r>
-        <w:rPr>
-          <w:sz w:val="24"/>
-          <w:szCs w:val="24"/>
-        </w:rPr>
-        <w:tab/>
-        <w:t>U</w:t>
-      </w:r>
-      <w:r>
-        <w:rPr>
-          <w:sz w:val="24"/>
-          <w:szCs w:val="24"/>
-        </w:rPr>
-        <w:tab/>
-        <w:t>101</w:t>
-      </w:r>
-      <w:r>
-        <w:rPr>
-          <w:sz w:val="24"/>
-          <w:szCs w:val="24"/>
-        </w:rPr>
-        <w:tab/>
-        <w:t>LED Main Upper Display to: #1 down timer, Color: Red</w:t>
-      </w:r>
-      <w:r>
-        <w:rPr>
-          <w:sz w:val="24"/>
-          <w:szCs w:val="24"/>
-        </w:rPr>
-        <w:br/>
-        <w:t xml:space="preserve"> </w:t>
-      </w:r>
-      <w:r>
-        <w:rPr>
-          <w:sz w:val="24"/>
-          <w:szCs w:val="24"/>
-        </w:rPr>
-        <w:tab/>
-        <w:t xml:space="preserve">V </w:t>
-      </w:r>
-      <w:r>
-        <w:rPr>
-          <w:sz w:val="24"/>
-          <w:szCs w:val="24"/>
-        </w:rPr>
-        <w:tab/>
-        <w:t>14</w:t>
-      </w:r>
-      <w:r>
-        <w:rPr>
-          <w:sz w:val="24"/>
-          <w:szCs w:val="24"/>
-        </w:rPr>
-        <w:t xml:space="preserve"> </w:t>
-      </w:r>
-      <w:r>
-        <w:rPr>
-          <w:sz w:val="24"/>
-          <w:szCs w:val="24"/>
-        </w:rPr>
-        <w:tab/>
-        <w:t>LED Bottom Right Displa</w:t>
-      </w:r>
-      <w:r>
-        <w:rPr>
-          <w:sz w:val="24"/>
-          <w:szCs w:val="24"/>
-        </w:rPr>
-        <w:t>y to source: Clock, Color: Rainbow</w:t>
-      </w:r>
-      <w:r>
-        <w:rPr>
-          <w:sz w:val="24"/>
-          <w:szCs w:val="24"/>
-        </w:rPr>
-        <w:br/>
-        <w:t xml:space="preserve"> </w:t>
-      </w:r>
-      <w:r>
-        <w:rPr>
-          <w:sz w:val="24"/>
-          <w:szCs w:val="24"/>
-        </w:rPr>
-        <w:tab/>
-        <w:t>W</w:t>
-      </w:r>
-      <w:r>
-        <w:rPr>
-          <w:sz w:val="24"/>
-          <w:szCs w:val="24"/>
-        </w:rPr>
-        <w:tab/>
-        <w:t>208</w:t>
-      </w:r>
-      <w:r>
-        <w:rPr>
-          <w:sz w:val="24"/>
-          <w:szCs w:val="24"/>
-        </w:rPr>
-        <w:tab/>
-        <w:t>LED Bottom Left Display to s</w:t>
-      </w:r>
-      <w:r>
-        <w:rPr>
-          <w:sz w:val="24"/>
-          <w:szCs w:val="24"/>
-        </w:rPr>
-        <w:t xml:space="preserve">ource: Round, Color: Blue </w:t>
-      </w:r>
-      <w:r>
-        <w:rPr>
-          <w:sz w:val="24"/>
-          <w:szCs w:val="24"/>
-        </w:rPr>
-        <w:br/>
-        <w:t xml:space="preserve"> </w:t>
-      </w:r>
-      <w:r>
-        <w:rPr>
-          <w:sz w:val="24"/>
-          <w:szCs w:val="24"/>
-        </w:rPr>
-        <w:tab/>
-        <w:t>N</w:t>
-      </w:r>
-      <w:r>
-        <w:rPr>
-          <w:sz w:val="24"/>
-          <w:szCs w:val="24"/>
-        </w:rPr>
-        <w:tab/>
-        <w:t>4</w:t>
-      </w:r>
-      <w:r>
-        <w:rPr>
-          <w:sz w:val="24"/>
-          <w:szCs w:val="24"/>
-        </w:rPr>
-        <w:tab/>
-        <w:t>Do nothing for 5 seconds for clock user to get to match.</w:t>
+        <w:t>Do nothing for 4</w:t>
+      </w:r>
+      <w:r>
+        <w:rPr>
+          <w:sz w:val="24"/>
+          <w:szCs w:val="24"/>
+        </w:rPr>
+        <w:t xml:space="preserve"> seconds for clock user to get to match.</w:t>
       </w:r>
       <w:r>
         <w:rPr>
@@ -10646,6 +10732,13 @@
         </w:rPr>
         <w:t>ock and rounds until user stops clock.</w:t>
       </w:r>
+      <w:r>
+        <w:rPr>
+          <w:sz w:val="24"/>
+          <w:szCs w:val="24"/>
+        </w:rPr>
+        <w:t xml:space="preserve"> (#5)</w:t>
+      </w:r>
     </w:p>
     <w:p>
       <w:pPr>
@@ -11316,6 +11409,58 @@
         </w:rPr>
         <w:br/>
       </w:r>
+      <w:r>
+        <w:rPr>
+          <w:b/>
+          <w:sz w:val="28"/>
+          <w:szCs w:val="24"/>
+          <w:u w:val="single"/>
+        </w:rPr>
+        <w:br/>
+      </w:r>
+      <w:proofErr w:type="gramStart"/>
+      <w:r>
+        <w:rPr>
+          <w:b/>
+          <w:sz w:val="28"/>
+          <w:szCs w:val="24"/>
+          <w:u w:val="single"/>
+        </w:rPr>
+        <w:t>Aggressor  Sparring</w:t>
+      </w:r>
+      <w:proofErr w:type="gramEnd"/>
+      <w:r>
+        <w:rPr>
+          <w:sz w:val="24"/>
+          <w:szCs w:val="24"/>
+        </w:rPr>
+        <w:t xml:space="preserve"> – Goal is to improve attack combos more than 2-3 at a time. One person is the aggressor. One defender, </w:t>
+      </w:r>
+      <w:proofErr w:type="spellStart"/>
+      <w:proofErr w:type="gramStart"/>
+      <w:r>
+        <w:rPr>
+          <w:sz w:val="24"/>
+          <w:szCs w:val="24"/>
+        </w:rPr>
+        <w:t>who’s</w:t>
+      </w:r>
+      <w:proofErr w:type="spellEnd"/>
+      <w:proofErr w:type="gramEnd"/>
+      <w:r>
+        <w:rPr>
+          <w:sz w:val="24"/>
+          <w:szCs w:val="24"/>
+        </w:rPr>
+        <w:t xml:space="preserve"> goal is to attack much less, mainly practice defense.  Two minute rounds, at 1 minute mark, a bell tells the combatants to switch roles.</w:t>
+      </w:r>
+      <w:r>
+        <w:rPr>
+          <w:sz w:val="24"/>
+          <w:szCs w:val="24"/>
+        </w:rPr>
+        <w:t xml:space="preserve"> (#7)</w:t>
+      </w:r>
     </w:p>
     <w:p>
       <w:pPr>
@@ -11329,6 +11474,656 @@
           <w:sz w:val="24"/>
           <w:szCs w:val="24"/>
         </w:rPr>
+        <w:t xml:space="preserve"> </w:t>
+      </w:r>
+      <w:r>
+        <w:rPr>
+          <w:sz w:val="24"/>
+          <w:szCs w:val="24"/>
+        </w:rPr>
+        <w:tab/>
+        <w:t>R</w:t>
+      </w:r>
+      <w:r>
+        <w:rPr>
+          <w:sz w:val="24"/>
+          <w:szCs w:val="24"/>
+        </w:rPr>
+        <w:tab/>
+        <w:t>1</w:t>
+      </w:r>
+      <w:r>
+        <w:rPr>
+          <w:sz w:val="24"/>
+          <w:szCs w:val="24"/>
+        </w:rPr>
+        <w:tab/>
+        <w:t>Rounds set to 1</w:t>
+      </w:r>
+      <w:r>
+        <w:rPr>
+          <w:sz w:val="24"/>
+          <w:szCs w:val="24"/>
+        </w:rPr>
+        <w:t xml:space="preserve"> (defaults for </w:t>
+      </w:r>
+      <w:proofErr w:type="spellStart"/>
+      <w:r>
+        <w:rPr>
+          <w:sz w:val="24"/>
+          <w:szCs w:val="24"/>
+        </w:rPr>
+        <w:t>i</w:t>
+      </w:r>
+      <w:proofErr w:type="spellEnd"/>
+      <w:r>
+        <w:rPr>
+          <w:sz w:val="24"/>
+          <w:szCs w:val="24"/>
+        </w:rPr>
+        <w:t xml:space="preserve"> and </w:t>
+      </w:r>
+      <w:r>
+        <w:rPr>
+          <w:rFonts w:ascii="Verdana" w:hAnsi="Verdana"/>
+          <w:sz w:val="24"/>
+          <w:szCs w:val="24"/>
+        </w:rPr>
+        <w:t>I</w:t>
+      </w:r>
+      <w:r>
+        <w:rPr>
+          <w:sz w:val="24"/>
+          <w:szCs w:val="24"/>
+        </w:rPr>
+        <w:t xml:space="preserve"> are 1)</w:t>
+      </w:r>
+      <w:r>
+        <w:rPr>
+          <w:sz w:val="24"/>
+          <w:szCs w:val="24"/>
+        </w:rPr>
+        <w:t xml:space="preserve"> </w:t>
+      </w:r>
+      <w:proofErr w:type="spellStart"/>
+      <w:r>
+        <w:rPr>
+          <w:sz w:val="24"/>
+          <w:szCs w:val="24"/>
+        </w:rPr>
+        <w:t>i.e</w:t>
+      </w:r>
+      <w:proofErr w:type="spellEnd"/>
+      <w:r>
+        <w:rPr>
+          <w:sz w:val="24"/>
+          <w:szCs w:val="24"/>
+        </w:rPr>
+        <w:t xml:space="preserve"> count rounds up by 1.</w:t>
+      </w:r>
+      <w:r>
+        <w:rPr>
+          <w:sz w:val="24"/>
+          <w:szCs w:val="24"/>
+        </w:rPr>
+        <w:br/>
+      </w:r>
+      <w:r>
+        <w:rPr>
+          <w:sz w:val="24"/>
+          <w:szCs w:val="24"/>
+        </w:rPr>
+        <w:tab/>
+        <w:t>T</w:t>
+      </w:r>
+      <w:r>
+        <w:rPr>
+          <w:sz w:val="24"/>
+          <w:szCs w:val="24"/>
+        </w:rPr>
+        <w:tab/>
+        <w:t>1</w:t>
+      </w:r>
+      <w:r>
+        <w:rPr>
+          <w:sz w:val="24"/>
+          <w:szCs w:val="24"/>
+        </w:rPr>
+        <w:tab/>
+        <w:t xml:space="preserve">Set LCD panel display for #1 count </w:t>
+      </w:r>
+      <w:proofErr w:type="gramStart"/>
+      <w:r>
+        <w:rPr>
+          <w:sz w:val="24"/>
+          <w:szCs w:val="24"/>
+        </w:rPr>
+        <w:t>Down</w:t>
+      </w:r>
+      <w:proofErr w:type="gramEnd"/>
+      <w:r>
+        <w:rPr>
+          <w:sz w:val="24"/>
+          <w:szCs w:val="24"/>
+        </w:rPr>
+        <w:t xml:space="preserve"> timer.</w:t>
+      </w:r>
+      <w:r>
+        <w:rPr>
+          <w:sz w:val="24"/>
+          <w:szCs w:val="24"/>
+        </w:rPr>
+        <w:br/>
+        <w:t xml:space="preserve"> </w:t>
+      </w:r>
+      <w:r>
+        <w:rPr>
+          <w:sz w:val="24"/>
+          <w:szCs w:val="24"/>
+        </w:rPr>
+        <w:tab/>
+        <w:t>U</w:t>
+      </w:r>
+      <w:r>
+        <w:rPr>
+          <w:sz w:val="24"/>
+          <w:szCs w:val="24"/>
+        </w:rPr>
+        <w:tab/>
+        <w:t>104</w:t>
+      </w:r>
+      <w:r>
+        <w:rPr>
+          <w:sz w:val="24"/>
+          <w:szCs w:val="24"/>
+        </w:rPr>
+        <w:tab/>
+        <w:t>LED Main Upper Display to: #1 Down timer, Color: Green</w:t>
+      </w:r>
+      <w:r>
+        <w:rPr>
+          <w:sz w:val="24"/>
+          <w:szCs w:val="24"/>
+        </w:rPr>
+        <w:br/>
+        <w:t xml:space="preserve"> </w:t>
+      </w:r>
+      <w:r>
+        <w:rPr>
+          <w:sz w:val="24"/>
+          <w:szCs w:val="24"/>
+        </w:rPr>
+        <w:tab/>
+        <w:t xml:space="preserve">V </w:t>
+      </w:r>
+      <w:r>
+        <w:rPr>
+          <w:sz w:val="24"/>
+          <w:szCs w:val="24"/>
+        </w:rPr>
+        <w:tab/>
+        <w:t xml:space="preserve">14 </w:t>
+      </w:r>
+      <w:r>
+        <w:rPr>
+          <w:sz w:val="24"/>
+          <w:szCs w:val="24"/>
+        </w:rPr>
+        <w:tab/>
+        <w:t>LED Bottom Right Display to source: Clock, Color: Rainbow</w:t>
+      </w:r>
+      <w:r>
+        <w:rPr>
+          <w:sz w:val="24"/>
+          <w:szCs w:val="24"/>
+        </w:rPr>
+        <w:br/>
+        <w:t xml:space="preserve"> </w:t>
+      </w:r>
+      <w:r>
+        <w:rPr>
+          <w:sz w:val="24"/>
+          <w:szCs w:val="24"/>
+        </w:rPr>
+        <w:tab/>
+        <w:t>W</w:t>
+      </w:r>
+      <w:r>
+        <w:rPr>
+          <w:sz w:val="24"/>
+          <w:szCs w:val="24"/>
+        </w:rPr>
+        <w:tab/>
+        <w:t>208</w:t>
+      </w:r>
+      <w:r>
+        <w:rPr>
+          <w:sz w:val="24"/>
+          <w:szCs w:val="24"/>
+        </w:rPr>
+        <w:tab/>
+        <w:t>LED Bottom Left Display to source: Round, Color: Blue</w:t>
+      </w:r>
+      <w:r>
+        <w:rPr>
+          <w:sz w:val="24"/>
+          <w:szCs w:val="24"/>
+        </w:rPr>
+        <w:br/>
+        <w:t xml:space="preserve"> ----</w:t>
+      </w:r>
+      <w:r>
+        <w:rPr>
+          <w:sz w:val="24"/>
+          <w:szCs w:val="24"/>
+        </w:rPr>
+        <w:tab/>
+        <w:t>L</w:t>
+      </w:r>
+      <w:r>
+        <w:rPr>
+          <w:sz w:val="24"/>
+          <w:szCs w:val="24"/>
+        </w:rPr>
+        <w:tab/>
+        <w:t>99</w:t>
+      </w:r>
+      <w:r>
+        <w:rPr>
+          <w:sz w:val="24"/>
+          <w:szCs w:val="24"/>
+        </w:rPr>
+        <w:tab/>
+        <w:t>Loops 99 times. ---------------------------------</w:t>
+      </w:r>
+      <w:r>
+        <w:rPr>
+          <w:sz w:val="24"/>
+          <w:szCs w:val="24"/>
+        </w:rPr>
+        <w:br/>
+        <w:t xml:space="preserve"> </w:t>
+      </w:r>
+      <w:r>
+        <w:rPr>
+          <w:sz w:val="24"/>
+          <w:szCs w:val="24"/>
+        </w:rPr>
+        <w:tab/>
+        <w:t>X</w:t>
+      </w:r>
+      <w:r>
+        <w:rPr>
+          <w:sz w:val="24"/>
+          <w:szCs w:val="24"/>
+        </w:rPr>
+        <w:tab/>
+        <w:t>2</w:t>
+      </w:r>
+      <w:r>
+        <w:rPr>
+          <w:sz w:val="24"/>
+          <w:szCs w:val="24"/>
+        </w:rPr>
+        <w:tab/>
+        <w:t>Set #1 Down timer to 2 minutes</w:t>
+      </w:r>
+      <w:r>
+        <w:rPr>
+          <w:sz w:val="24"/>
+          <w:szCs w:val="24"/>
+        </w:rPr>
+        <w:br/>
+        <w:t xml:space="preserve"> </w:t>
+      </w:r>
+      <w:r>
+        <w:rPr>
+          <w:sz w:val="24"/>
+          <w:szCs w:val="24"/>
+        </w:rPr>
+        <w:tab/>
+        <w:t>Z</w:t>
+      </w:r>
+      <w:r>
+        <w:rPr>
+          <w:sz w:val="24"/>
+          <w:szCs w:val="24"/>
+        </w:rPr>
+        <w:tab/>
+        <w:t>1</w:t>
+      </w:r>
+      <w:r>
+        <w:rPr>
+          <w:sz w:val="24"/>
+          <w:szCs w:val="24"/>
+        </w:rPr>
+        <w:tab/>
+        <w:t>Set #3 Down timer to 1 minute</w:t>
+      </w:r>
+      <w:r>
+        <w:rPr>
+          <w:sz w:val="24"/>
+          <w:szCs w:val="24"/>
+        </w:rPr>
+        <w:br/>
+        <w:t xml:space="preserve"> </w:t>
+      </w:r>
+      <w:r>
+        <w:rPr>
+          <w:sz w:val="24"/>
+          <w:szCs w:val="24"/>
+        </w:rPr>
+        <w:tab/>
+        <w:t>H</w:t>
+      </w:r>
+      <w:r>
+        <w:rPr>
+          <w:sz w:val="24"/>
+          <w:szCs w:val="24"/>
+        </w:rPr>
+        <w:tab/>
+        <w:t>1</w:t>
+      </w:r>
+      <w:r>
+        <w:rPr>
+          <w:sz w:val="24"/>
+          <w:szCs w:val="24"/>
+        </w:rPr>
+        <w:tab/>
+        <w:t>Hammer Bell to signify start of round.</w:t>
+      </w:r>
+      <w:r>
+        <w:rPr>
+          <w:sz w:val="24"/>
+          <w:szCs w:val="24"/>
+        </w:rPr>
+        <w:br/>
+      </w:r>
+      <w:r>
+        <w:rPr>
+          <w:sz w:val="24"/>
+          <w:szCs w:val="24"/>
+        </w:rPr>
+        <w:tab/>
+        <w:t>G</w:t>
+      </w:r>
+      <w:r>
+        <w:rPr>
+          <w:sz w:val="24"/>
+          <w:szCs w:val="24"/>
+        </w:rPr>
+        <w:tab/>
+        <w:t>13</w:t>
+      </w:r>
+      <w:r>
+        <w:rPr>
+          <w:sz w:val="24"/>
+          <w:szCs w:val="24"/>
+        </w:rPr>
+        <w:tab/>
+        <w:t>Go Timers 1 &amp; 3</w:t>
+      </w:r>
+      <w:r>
+        <w:rPr>
+          <w:sz w:val="24"/>
+          <w:szCs w:val="24"/>
+        </w:rPr>
+        <w:br/>
+        <w:t xml:space="preserve"> </w:t>
+      </w:r>
+      <w:r>
+        <w:rPr>
+          <w:sz w:val="24"/>
+          <w:szCs w:val="24"/>
+        </w:rPr>
+        <w:tab/>
+        <w:t>C</w:t>
+      </w:r>
+      <w:r>
+        <w:rPr>
+          <w:sz w:val="24"/>
+          <w:szCs w:val="24"/>
+        </w:rPr>
+        <w:tab/>
+        <w:t>3</w:t>
+      </w:r>
+      <w:r>
+        <w:rPr>
+          <w:sz w:val="24"/>
+          <w:szCs w:val="24"/>
+        </w:rPr>
+        <w:tab/>
+        <w:t xml:space="preserve">Commit and wait for #3 down timer to finish </w:t>
+      </w:r>
+      <w:proofErr w:type="spellStart"/>
+      <w:proofErr w:type="gramStart"/>
+      <w:r>
+        <w:rPr>
+          <w:sz w:val="24"/>
+          <w:szCs w:val="24"/>
+        </w:rPr>
+        <w:t>it’s</w:t>
+      </w:r>
+      <w:proofErr w:type="spellEnd"/>
+      <w:proofErr w:type="gramEnd"/>
+      <w:r>
+        <w:rPr>
+          <w:sz w:val="24"/>
+          <w:szCs w:val="24"/>
+        </w:rPr>
+        <w:t xml:space="preserve"> 1 minute.</w:t>
+      </w:r>
+      <w:r>
+        <w:rPr>
+          <w:sz w:val="24"/>
+          <w:szCs w:val="24"/>
+        </w:rPr>
+        <w:br/>
+        <w:t xml:space="preserve"> </w:t>
+      </w:r>
+      <w:r>
+        <w:rPr>
+          <w:sz w:val="24"/>
+          <w:szCs w:val="24"/>
+        </w:rPr>
+        <w:tab/>
+        <w:t>H</w:t>
+      </w:r>
+      <w:r>
+        <w:rPr>
+          <w:sz w:val="24"/>
+          <w:szCs w:val="24"/>
+        </w:rPr>
+        <w:tab/>
+        <w:t>1</w:t>
+      </w:r>
+      <w:r>
+        <w:rPr>
+          <w:sz w:val="24"/>
+          <w:szCs w:val="24"/>
+        </w:rPr>
+        <w:tab/>
+        <w:t>Hammer Bell Single to change roles.</w:t>
+      </w:r>
+      <w:r>
+        <w:rPr>
+          <w:sz w:val="24"/>
+          <w:szCs w:val="24"/>
+        </w:rPr>
+        <w:br/>
+        <w:t xml:space="preserve"> </w:t>
+      </w:r>
+      <w:r>
+        <w:rPr>
+          <w:sz w:val="24"/>
+          <w:szCs w:val="24"/>
+        </w:rPr>
+        <w:tab/>
+        <w:t>C</w:t>
+      </w:r>
+      <w:r>
+        <w:rPr>
+          <w:sz w:val="24"/>
+          <w:szCs w:val="24"/>
+        </w:rPr>
+        <w:tab/>
+        <w:t>1</w:t>
+      </w:r>
+      <w:r>
+        <w:rPr>
+          <w:sz w:val="24"/>
+          <w:szCs w:val="24"/>
+        </w:rPr>
+        <w:tab/>
+        <w:t>Commit to #1 count down timer (with a minute left in the round).</w:t>
+      </w:r>
+      <w:r>
+        <w:rPr>
+          <w:sz w:val="24"/>
+          <w:szCs w:val="24"/>
+        </w:rPr>
+        <w:br/>
+        <w:t xml:space="preserve"> </w:t>
+      </w:r>
+      <w:r>
+        <w:rPr>
+          <w:sz w:val="24"/>
+          <w:szCs w:val="24"/>
+        </w:rPr>
+        <w:tab/>
+        <w:t>H</w:t>
+      </w:r>
+      <w:r>
+        <w:rPr>
+          <w:sz w:val="24"/>
+          <w:szCs w:val="24"/>
+        </w:rPr>
+        <w:tab/>
+        <w:t>2</w:t>
+      </w:r>
+      <w:r>
+        <w:rPr>
+          <w:sz w:val="24"/>
+          <w:szCs w:val="24"/>
+        </w:rPr>
+        <w:tab/>
+        <w:t>Hammer Bell to mark end of round.</w:t>
+      </w:r>
+      <w:r>
+        <w:rPr>
+          <w:sz w:val="24"/>
+          <w:szCs w:val="24"/>
+        </w:rPr>
+        <w:br/>
+      </w:r>
+      <w:r>
+        <w:rPr>
+          <w:sz w:val="24"/>
+          <w:szCs w:val="24"/>
+        </w:rPr>
+        <w:tab/>
+        <w:t>P</w:t>
+      </w:r>
+      <w:r>
+        <w:rPr>
+          <w:sz w:val="24"/>
+          <w:szCs w:val="24"/>
+        </w:rPr>
+        <w:tab/>
+        <w:t>0</w:t>
+      </w:r>
+      <w:r>
+        <w:rPr>
+          <w:sz w:val="24"/>
+          <w:szCs w:val="24"/>
+        </w:rPr>
+        <w:tab/>
+        <w:t>Pause and wait for user to begin a new round or exit.</w:t>
+      </w:r>
+      <w:r>
+        <w:rPr>
+          <w:sz w:val="24"/>
+          <w:szCs w:val="24"/>
+        </w:rPr>
+        <w:br/>
+        <w:t>----</w:t>
+      </w:r>
+      <w:r>
+        <w:rPr>
+          <w:sz w:val="24"/>
+          <w:szCs w:val="24"/>
+        </w:rPr>
+        <w:tab/>
+      </w:r>
+      <w:proofErr w:type="gramStart"/>
+      <w:r>
+        <w:rPr>
+          <w:sz w:val="24"/>
+          <w:szCs w:val="24"/>
+        </w:rPr>
+        <w:t>l</w:t>
+      </w:r>
+      <w:proofErr w:type="gramEnd"/>
+      <w:r>
+        <w:rPr>
+          <w:sz w:val="24"/>
+          <w:szCs w:val="24"/>
+        </w:rPr>
+        <w:tab/>
+        <w:t>0</w:t>
+      </w:r>
+      <w:r>
+        <w:rPr>
+          <w:sz w:val="24"/>
+          <w:szCs w:val="24"/>
+        </w:rPr>
+        <w:tab/>
+        <w:t>Loop Tail  -----------------------------------------</w:t>
+      </w:r>
+      <w:r>
+        <w:rPr>
+          <w:sz w:val="24"/>
+          <w:szCs w:val="24"/>
+        </w:rPr>
+        <w:br/>
+        <w:t xml:space="preserve"> </w:t>
+      </w:r>
+      <w:r>
+        <w:rPr>
+          <w:sz w:val="24"/>
+          <w:szCs w:val="24"/>
+        </w:rPr>
+        <w:tab/>
+        <w:t>Q</w:t>
+      </w:r>
+      <w:r>
+        <w:rPr>
+          <w:sz w:val="24"/>
+          <w:szCs w:val="24"/>
+        </w:rPr>
+        <w:tab/>
+        <w:t>0</w:t>
+      </w:r>
+      <w:r>
+        <w:rPr>
+          <w:sz w:val="24"/>
+          <w:szCs w:val="24"/>
+        </w:rPr>
+        <w:tab/>
+        <w:t>Quit and reset back to clock mode.</w:t>
+      </w:r>
+      <w:r>
+        <w:rPr>
+          <w:sz w:val="24"/>
+          <w:szCs w:val="24"/>
+        </w:rPr>
+        <w:br/>
+      </w:r>
+      <w:r>
+        <w:rPr>
+          <w:sz w:val="24"/>
+          <w:szCs w:val="24"/>
+        </w:rPr>
         <w:br w:type="page"/>
       </w:r>
     </w:p>
@@ -11382,6 +12177,13 @@
         <w:br/>
         <w:t>Time should count down, with rounds counting by 1 up and continue until user stops. Time should be allowed in beginning for clock operator to get to match.</w:t>
       </w:r>
+      <w:r>
+        <w:rPr>
+          <w:sz w:val="24"/>
+          <w:szCs w:val="24"/>
+        </w:rPr>
+        <w:t xml:space="preserve"> (#6)</w:t>
+      </w:r>
     </w:p>
     <w:p>
       <w:pPr>
@@ -11640,6 +12442,38 @@
           <w:szCs w:val="24"/>
         </w:rPr>
         <w:br/>
+        <w:t xml:space="preserve"> ----</w:t>
+      </w:r>
+      <w:r>
+        <w:rPr>
+          <w:sz w:val="24"/>
+          <w:szCs w:val="24"/>
+        </w:rPr>
+        <w:tab/>
+        <w:t>L</w:t>
+      </w:r>
+      <w:r>
+        <w:rPr>
+          <w:sz w:val="24"/>
+          <w:szCs w:val="24"/>
+        </w:rPr>
+        <w:tab/>
+        <w:t>99</w:t>
+      </w:r>
+      <w:r>
+        <w:rPr>
+          <w:sz w:val="24"/>
+          <w:szCs w:val="24"/>
+        </w:rPr>
+        <w:tab/>
+        <w:t>Loop 99 times -------------------------------</w:t>
+      </w:r>
+      <w:r>
+        <w:rPr>
+          <w:sz w:val="24"/>
+          <w:szCs w:val="24"/>
+        </w:rPr>
+        <w:br/>
         <w:t xml:space="preserve"> </w:t>
       </w:r>
       <w:r>
@@ -11648,6 +12482,70 @@
           <w:szCs w:val="24"/>
         </w:rPr>
         <w:tab/>
+        <w:t>U</w:t>
+      </w:r>
+      <w:r>
+        <w:rPr>
+          <w:sz w:val="24"/>
+          <w:szCs w:val="24"/>
+        </w:rPr>
+        <w:tab/>
+        <w:t>104</w:t>
+      </w:r>
+      <w:r>
+        <w:rPr>
+          <w:sz w:val="24"/>
+          <w:szCs w:val="24"/>
+        </w:rPr>
+        <w:tab/>
+        <w:t>LED Main Upper Display to: #1 Down timer, Color: Green</w:t>
+      </w:r>
+      <w:r>
+        <w:rPr>
+          <w:sz w:val="24"/>
+          <w:szCs w:val="24"/>
+        </w:rPr>
+        <w:br/>
+        <w:t xml:space="preserve"> </w:t>
+      </w:r>
+      <w:r>
+        <w:rPr>
+          <w:sz w:val="24"/>
+          <w:szCs w:val="24"/>
+        </w:rPr>
+        <w:tab/>
+        <w:t>A</w:t>
+      </w:r>
+      <w:r>
+        <w:rPr>
+          <w:sz w:val="24"/>
+          <w:szCs w:val="24"/>
+        </w:rPr>
+        <w:tab/>
+        <w:t>0</w:t>
+      </w:r>
+      <w:r>
+        <w:rPr>
+          <w:sz w:val="24"/>
+          <w:szCs w:val="24"/>
+        </w:rPr>
+        <w:tab/>
+        <w:t>Action macro for fight calculation plan.</w:t>
+      </w:r>
+      <w:r>
+        <w:rPr>
+          <w:sz w:val="24"/>
+          <w:szCs w:val="24"/>
+        </w:rPr>
+        <w:br/>
+        <w:t xml:space="preserve"> </w:t>
+      </w:r>
+      <w:r>
+        <w:rPr>
+          <w:sz w:val="24"/>
+          <w:szCs w:val="24"/>
+        </w:rPr>
+        <w:tab/>
         <w:t>N</w:t>
       </w:r>
       <w:r>
@@ -11672,38 +12570,6 @@
           <w:szCs w:val="24"/>
         </w:rPr>
         <w:br/>
-        <w:t xml:space="preserve"> ----</w:t>
-      </w:r>
-      <w:r>
-        <w:rPr>
-          <w:sz w:val="24"/>
-          <w:szCs w:val="24"/>
-        </w:rPr>
-        <w:tab/>
-        <w:t>L</w:t>
-      </w:r>
-      <w:r>
-        <w:rPr>
-          <w:sz w:val="24"/>
-          <w:szCs w:val="24"/>
-        </w:rPr>
-        <w:tab/>
-        <w:t>99</w:t>
-      </w:r>
-      <w:r>
-        <w:rPr>
-          <w:sz w:val="24"/>
-          <w:szCs w:val="24"/>
-        </w:rPr>
-        <w:tab/>
-        <w:t>Loop 99 times -------------------------------</w:t>
-      </w:r>
-      <w:r>
-        <w:rPr>
-          <w:sz w:val="24"/>
-          <w:szCs w:val="24"/>
-        </w:rPr>
-        <w:br/>
         <w:t xml:space="preserve"> </w:t>
       </w:r>
       <w:r>
@@ -11712,23 +12578,23 @@
           <w:szCs w:val="24"/>
         </w:rPr>
         <w:tab/>
-        <w:t>U</w:t>
-      </w:r>
-      <w:r>
-        <w:rPr>
-          <w:sz w:val="24"/>
-          <w:szCs w:val="24"/>
-        </w:rPr>
-        <w:tab/>
-        <w:t>104</w:t>
-      </w:r>
-      <w:r>
-        <w:rPr>
-          <w:sz w:val="24"/>
-          <w:szCs w:val="24"/>
-        </w:rPr>
-        <w:tab/>
-        <w:t>LED Main Upper Display to: #1 Down timer, Color: Green</w:t>
+        <w:t>H</w:t>
+      </w:r>
+      <w:r>
+        <w:rPr>
+          <w:sz w:val="24"/>
+          <w:szCs w:val="24"/>
+        </w:rPr>
+        <w:tab/>
+        <w:t>1</w:t>
+      </w:r>
+      <w:r>
+        <w:rPr>
+          <w:sz w:val="24"/>
+          <w:szCs w:val="24"/>
+        </w:rPr>
+        <w:tab/>
+        <w:t>Hammer Bell single</w:t>
       </w:r>
       <w:r>
         <w:rPr>
@@ -11745,15 +12611,13 @@
         </w:rPr>
         <w:tab/>
       </w:r>
-      <w:proofErr w:type="gramStart"/>
-      <w:r>
-        <w:rPr>
-          <w:sz w:val="24"/>
-          <w:szCs w:val="24"/>
-        </w:rPr>
-        <w:t>A</w:t>
-      </w:r>
-      <w:proofErr w:type="gramEnd"/>
+      <w:r>
+        <w:rPr>
+          <w:sz w:val="24"/>
+          <w:szCs w:val="24"/>
+        </w:rPr>
+        <w:t>a</w:t>
+      </w:r>
       <w:r>
         <w:rPr>
           <w:sz w:val="24"/>
@@ -11768,7 +12632,7 @@
           <w:szCs w:val="24"/>
         </w:rPr>
         <w:tab/>
-        <w:t>Action macro for fight calculation plan.</w:t>
+        <w:t>Execute plan from A</w:t>
       </w:r>
       <w:r>
         <w:rPr>
@@ -11792,141 +12656,7 @@
           <w:szCs w:val="24"/>
         </w:rPr>
         <w:tab/>
-        <w:t>1</w:t>
-      </w:r>
-      <w:r>
-        <w:rPr>
-          <w:sz w:val="24"/>
-          <w:szCs w:val="24"/>
-        </w:rPr>
-        <w:tab/>
-        <w:t>Hammer Bell single</w:t>
-      </w:r>
-      <w:r>
-        <w:rPr>
-          <w:sz w:val="24"/>
-          <w:szCs w:val="24"/>
-        </w:rPr>
-        <w:br/>
-        <w:t xml:space="preserve"> </w:t>
-      </w:r>
-      <w:r>
-        <w:rPr>
-          <w:sz w:val="24"/>
-          <w:szCs w:val="24"/>
-        </w:rPr>
-        <w:tab/>
-        <w:t>N</w:t>
-      </w:r>
-      <w:r>
-        <w:rPr>
-          <w:sz w:val="24"/>
-          <w:szCs w:val="24"/>
-        </w:rPr>
-        <w:tab/>
-        <w:t>3</w:t>
-      </w:r>
-      <w:r>
-        <w:rPr>
-          <w:sz w:val="24"/>
-          <w:szCs w:val="24"/>
-        </w:rPr>
-        <w:tab/>
-        <w:t>Wait 3 seconds</w:t>
-      </w:r>
-      <w:r>
-        <w:rPr>
-          <w:sz w:val="24"/>
-          <w:szCs w:val="24"/>
-        </w:rPr>
-        <w:br/>
-        <w:t xml:space="preserve"> </w:t>
-      </w:r>
-      <w:r>
-        <w:rPr>
-          <w:sz w:val="24"/>
-          <w:szCs w:val="24"/>
-        </w:rPr>
-        <w:tab/>
-        <w:t>H</w:t>
-      </w:r>
-      <w:r>
-        <w:rPr>
-          <w:sz w:val="24"/>
-          <w:szCs w:val="24"/>
-        </w:rPr>
-        <w:tab/>
         <w:t>2</w:t>
-      </w:r>
-      <w:r>
-        <w:rPr>
-          <w:sz w:val="24"/>
-          <w:szCs w:val="24"/>
-        </w:rPr>
-        <w:tab/>
-        <w:t>Hammer Bell twice</w:t>
-      </w:r>
-      <w:r>
-        <w:rPr>
-          <w:sz w:val="24"/>
-          <w:szCs w:val="24"/>
-        </w:rPr>
-        <w:br/>
-        <w:t xml:space="preserve"> </w:t>
-      </w:r>
-      <w:r>
-        <w:rPr>
-          <w:sz w:val="24"/>
-          <w:szCs w:val="24"/>
-        </w:rPr>
-        <w:tab/>
-      </w:r>
-      <w:r>
-        <w:rPr>
-          <w:sz w:val="24"/>
-          <w:szCs w:val="24"/>
-        </w:rPr>
-        <w:t>a</w:t>
-      </w:r>
-      <w:r>
-        <w:rPr>
-          <w:sz w:val="24"/>
-          <w:szCs w:val="24"/>
-        </w:rPr>
-        <w:tab/>
-        <w:t>0</w:t>
-      </w:r>
-      <w:r>
-        <w:rPr>
-          <w:sz w:val="24"/>
-          <w:szCs w:val="24"/>
-        </w:rPr>
-        <w:tab/>
-        <w:t>Execute plan from A</w:t>
-      </w:r>
-      <w:r>
-        <w:rPr>
-          <w:sz w:val="24"/>
-          <w:szCs w:val="24"/>
-        </w:rPr>
-        <w:br/>
-        <w:t xml:space="preserve"> </w:t>
-      </w:r>
-      <w:r>
-        <w:rPr>
-          <w:sz w:val="24"/>
-          <w:szCs w:val="24"/>
-        </w:rPr>
-        <w:tab/>
-        <w:t>H</w:t>
-      </w:r>
-      <w:r>
-        <w:rPr>
-          <w:sz w:val="24"/>
-          <w:szCs w:val="24"/>
-        </w:rPr>
-        <w:tab/>
-        <w:t>3</w:t>
       </w:r>
       <w:r>
         <w:rPr>
@@ -12952,6 +13682,13 @@
         </w:rPr>
         <w:t xml:space="preserve">  Show 99 random LED display effects for 8 seconds each.</w:t>
       </w:r>
+      <w:r>
+        <w:rPr>
+          <w:sz w:val="24"/>
+          <w:szCs w:val="24"/>
+        </w:rPr>
+        <w:t xml:space="preserve"> (#10)</w:t>
+      </w:r>
     </w:p>
     <w:p>
       <w:pPr>
@@ -12997,6 +13734,38 @@
           <w:szCs w:val="24"/>
         </w:rPr>
         <w:br/>
+        <w:t xml:space="preserve"> </w:t>
+      </w:r>
+      <w:r>
+        <w:rPr>
+          <w:sz w:val="24"/>
+          <w:szCs w:val="24"/>
+        </w:rPr>
+        <w:tab/>
+        <w:t>T</w:t>
+      </w:r>
+      <w:r>
+        <w:rPr>
+          <w:sz w:val="24"/>
+          <w:szCs w:val="24"/>
+        </w:rPr>
+        <w:tab/>
+        <w:t>0</w:t>
+      </w:r>
+      <w:r>
+        <w:rPr>
+          <w:sz w:val="24"/>
+          <w:szCs w:val="24"/>
+        </w:rPr>
+        <w:tab/>
+        <w:t>LCD display to clock</w:t>
+      </w:r>
+      <w:r>
+        <w:rPr>
+          <w:sz w:val="24"/>
+          <w:szCs w:val="24"/>
+        </w:rPr>
+        <w:br/>
         <w:t>----</w:t>
       </w:r>
       <w:r>
@@ -13397,6 +14166,38 @@
           <w:szCs w:val="24"/>
         </w:rPr>
         <w:br/>
+        <w:t xml:space="preserve"> </w:t>
+      </w:r>
+      <w:r>
+        <w:rPr>
+          <w:sz w:val="24"/>
+          <w:szCs w:val="24"/>
+        </w:rPr>
+        <w:tab/>
+        <w:t>N</w:t>
+      </w:r>
+      <w:r>
+        <w:rPr>
+          <w:sz w:val="24"/>
+          <w:szCs w:val="24"/>
+        </w:rPr>
+        <w:tab/>
+        <w:t>2</w:t>
+      </w:r>
+      <w:r>
+        <w:rPr>
+          <w:sz w:val="24"/>
+          <w:szCs w:val="24"/>
+        </w:rPr>
+        <w:tab/>
+        <w:t>Do nothing for 2 seconds</w:t>
+      </w:r>
+      <w:r>
+        <w:rPr>
+          <w:sz w:val="24"/>
+          <w:szCs w:val="24"/>
+        </w:rPr>
+        <w:br/>
       </w:r>
       <w:r>
         <w:rPr>
@@ -13420,38 +14221,60 @@
           <w:szCs w:val="24"/>
         </w:rPr>
         <w:tab/>
-        <w:t>Hammer Bell single to Bow to partner.</w:t>
-      </w:r>
-      <w:r>
-        <w:rPr>
-          <w:sz w:val="24"/>
-          <w:szCs w:val="24"/>
-        </w:rPr>
-        <w:br/>
-      </w:r>
-      <w:r>
-        <w:rPr>
-          <w:sz w:val="24"/>
-          <w:szCs w:val="24"/>
-        </w:rPr>
-        <w:tab/>
-        <w:t>N</w:t>
-      </w:r>
-      <w:r>
-        <w:rPr>
-          <w:sz w:val="24"/>
-          <w:szCs w:val="24"/>
-        </w:rPr>
-        <w:tab/>
-        <w:t>3</w:t>
-      </w:r>
-      <w:r>
-        <w:rPr>
-          <w:sz w:val="24"/>
-          <w:szCs w:val="24"/>
-        </w:rPr>
-        <w:tab/>
-        <w:t>Do nothing for 3 seconds</w:t>
+        <w:t>Hammer</w:t>
+      </w:r>
+      <w:r>
+        <w:rPr>
+          <w:sz w:val="24"/>
+          <w:szCs w:val="24"/>
+        </w:rPr>
+        <w:t xml:space="preserve"> Bell single to Bow to partner.</w:t>
+      </w:r>
+      <w:r>
+        <w:rPr>
+          <w:sz w:val="24"/>
+          <w:szCs w:val="24"/>
+        </w:rPr>
+        <w:br/>
+      </w:r>
+      <w:r>
+        <w:rPr>
+          <w:sz w:val="24"/>
+          <w:szCs w:val="24"/>
+        </w:rPr>
+        <w:tab/>
+      </w:r>
+      <w:proofErr w:type="gramStart"/>
+      <w:r>
+        <w:rPr>
+          <w:sz w:val="24"/>
+          <w:szCs w:val="24"/>
+        </w:rPr>
+        <w:t>a</w:t>
+      </w:r>
+      <w:proofErr w:type="gramEnd"/>
+      <w:r>
+        <w:rPr>
+          <w:sz w:val="24"/>
+          <w:szCs w:val="24"/>
+        </w:rPr>
+        <w:tab/>
+        <w:t>0</w:t>
+      </w:r>
+      <w:r>
+        <w:rPr>
+          <w:sz w:val="24"/>
+          <w:szCs w:val="24"/>
+        </w:rPr>
+        <w:tab/>
+        <w:t>BEGIN timers and</w:t>
+      </w:r>
+      <w:r>
+        <w:rPr>
+          <w:sz w:val="24"/>
+          <w:szCs w:val="24"/>
+        </w:rPr>
+        <w:t xml:space="preserve"> process until they expire.</w:t>
       </w:r>
       <w:r>
         <w:rPr>
@@ -13482,77 +14305,14 @@
           <w:szCs w:val="24"/>
         </w:rPr>
         <w:tab/>
-        <w:t>Hammer Bell twice, begin fight.</w:t>
-      </w:r>
-      <w:r>
-        <w:rPr>
-          <w:sz w:val="24"/>
-          <w:szCs w:val="24"/>
-        </w:rPr>
-        <w:br/>
-      </w:r>
-      <w:r>
-        <w:rPr>
-          <w:sz w:val="24"/>
-          <w:szCs w:val="24"/>
-        </w:rPr>
-        <w:tab/>
-      </w:r>
-      <w:proofErr w:type="gramStart"/>
-      <w:r>
-        <w:rPr>
-          <w:sz w:val="24"/>
-          <w:szCs w:val="24"/>
-        </w:rPr>
-        <w:t>a</w:t>
-      </w:r>
-      <w:proofErr w:type="gramEnd"/>
-      <w:r>
-        <w:rPr>
-          <w:sz w:val="24"/>
-          <w:szCs w:val="24"/>
-        </w:rPr>
-        <w:tab/>
-        <w:t>0</w:t>
-      </w:r>
-      <w:r>
-        <w:rPr>
-          <w:sz w:val="24"/>
-          <w:szCs w:val="24"/>
-        </w:rPr>
-        <w:tab/>
-        <w:t>BEGIN timers and process until they expire.</w:t>
-      </w:r>
-      <w:r>
-        <w:rPr>
-          <w:sz w:val="24"/>
-          <w:szCs w:val="24"/>
-        </w:rPr>
-        <w:br/>
-      </w:r>
-      <w:r>
-        <w:rPr>
-          <w:sz w:val="24"/>
-          <w:szCs w:val="24"/>
-        </w:rPr>
-        <w:tab/>
-        <w:t>H</w:t>
-      </w:r>
-      <w:r>
-        <w:rPr>
-          <w:sz w:val="24"/>
-          <w:szCs w:val="24"/>
-        </w:rPr>
-        <w:tab/>
-        <w:t>3</w:t>
-      </w:r>
-      <w:r>
-        <w:rPr>
-          <w:sz w:val="24"/>
-          <w:szCs w:val="24"/>
-        </w:rPr>
-        <w:tab/>
-        <w:t>Fight time’s up, Hammer Bell triple</w:t>
+        <w:t>Fig</w:t>
+      </w:r>
+      <w:r>
+        <w:rPr>
+          <w:sz w:val="24"/>
+          <w:szCs w:val="24"/>
+        </w:rPr>
+        <w:t>ht time’s up, Hammer Bell Double</w:t>
       </w:r>
       <w:r>
         <w:rPr>
@@ -16129,8 +16889,8 @@
                 <w:p>
                   <w:r>
                     <w:pict>
-                      <v:shape id="_x0000_i1025" type="#_x0000_t75" style="width:420.85pt;height:4in">
-                        <v:imagedata r:id="rId5" o:title="esp32-s2-devkitm-1-v1-pin-layout"/>
+                      <v:shape id="_x0000_i1027" type="#_x0000_t75" style="width:420.85pt;height:4in">
+                        <v:imagedata r:id="rId6" o:title="esp32-s2-devkitm-1-v1-pin-layout"/>
                       </v:shape>
                     </w:pict>
                   </w:r>

--- a/UserManual.docx
+++ b/UserManual.docx
@@ -42,7 +42,7 @@
                         <v:path o:extrusionok="f" gradientshapeok="t" o:connecttype="rect"/>
                         <o:lock v:ext="edit" aspectratio="t"/>
                       </v:shapetype>
-                      <v:shape id="_x0000_i1025" type="#_x0000_t75" style="width:228pt;height:228.85pt">
+                      <v:shape id="_x0000_i1025" type="#_x0000_t75" style="width:228pt;height:228.75pt">
                         <v:imagedata r:id="rId4" o:title="DojoClockLogo"/>
                       </v:shape>
                     </w:pict>
@@ -10739,19 +10739,12 @@
         </w:rPr>
         <w:t xml:space="preserve"> (#5)</w:t>
       </w:r>
-    </w:p>
-    <w:p>
-      <w:pPr>
-        <w:rPr>
-          <w:sz w:val="24"/>
-          <w:szCs w:val="24"/>
-        </w:rPr>
-      </w:pPr>
-      <w:r>
-        <w:rPr>
-          <w:sz w:val="24"/>
-          <w:szCs w:val="24"/>
-        </w:rPr>
+      <w:r>
+        <w:rPr>
+          <w:sz w:val="24"/>
+          <w:szCs w:val="24"/>
+        </w:rPr>
+        <w:br/>
         <w:t xml:space="preserve"> </w:t>
       </w:r>
       <w:r>
@@ -10760,6 +10753,12 @@
           <w:szCs w:val="24"/>
         </w:rPr>
         <w:tab/>
+      </w:r>
+      <w:r>
+        <w:rPr>
+          <w:sz w:val="24"/>
+          <w:szCs w:val="24"/>
+        </w:rPr>
         <w:t>R</w:t>
       </w:r>
       <w:r>
@@ -11461,14 +11460,13 @@
         </w:rPr>
         <w:t xml:space="preserve"> (#7)</w:t>
       </w:r>
-    </w:p>
-    <w:p>
-      <w:pPr>
-        <w:rPr>
-          <w:sz w:val="24"/>
-          <w:szCs w:val="24"/>
-        </w:rPr>
-      </w:pPr>
+      <w:r>
+        <w:rPr>
+          <w:sz w:val="24"/>
+          <w:szCs w:val="24"/>
+        </w:rPr>
+        <w:br/>
+      </w:r>
       <w:r>
         <w:rPr>
           <w:sz w:val="24"/>
@@ -12039,6 +12037,46 @@
         </w:rPr>
         <w:tab/>
         <w:t>Pause and wait for user to begin a new round or exit.</w:t>
+      </w:r>
+      <w:r>
+        <w:rPr>
+          <w:sz w:val="24"/>
+          <w:szCs w:val="24"/>
+        </w:rPr>
+        <w:br/>
+        <w:t xml:space="preserve"> </w:t>
+      </w:r>
+      <w:r>
+        <w:rPr>
+          <w:sz w:val="24"/>
+          <w:szCs w:val="24"/>
+        </w:rPr>
+        <w:tab/>
+      </w:r>
+      <w:proofErr w:type="gramStart"/>
+      <w:r>
+        <w:rPr>
+          <w:sz w:val="24"/>
+          <w:szCs w:val="24"/>
+        </w:rPr>
+        <w:t>r</w:t>
+      </w:r>
+      <w:proofErr w:type="gramEnd"/>
+      <w:r>
+        <w:rPr>
+          <w:sz w:val="24"/>
+          <w:szCs w:val="24"/>
+        </w:rPr>
+        <w:tab/>
+        <w:t>0</w:t>
+      </w:r>
+      <w:r>
+        <w:rPr>
+          <w:sz w:val="24"/>
+          <w:szCs w:val="24"/>
+        </w:rPr>
+        <w:tab/>
+        <w:t>Set rounds value based on R, l and I commands.</w:t>
       </w:r>
       <w:r>
         <w:rPr>
@@ -16889,7 +16927,7 @@
                 <w:p>
                   <w:r>
                     <w:pict>
-                      <v:shape id="_x0000_i1027" type="#_x0000_t75" style="width:420.85pt;height:4in">
+                      <v:shape id="_x0000_i1027" type="#_x0000_t75" style="width:420.75pt;height:4in">
                         <v:imagedata r:id="rId6" o:title="esp32-s2-devkitm-1-v1-pin-layout"/>
                       </v:shape>
                     </w:pict>
